--- a/Report/Appendix A.docx
+++ b/Report/Appendix A.docx
@@ -152,23 +152,7 @@
           </w:tcPr>
           <w:p>
             <w:r>
-              <w:t xml:space="preserve">I confirm that I did not/will not use generative AI (e.g., ChatGPT/Claude or other </w:t>
-            </w:r>
-            <w:proofErr w:type="spellStart"/>
-            <w:r>
-              <w:t>genAI</w:t>
-            </w:r>
-            <w:proofErr w:type="spellEnd"/>
-            <w:r>
-              <w:t xml:space="preserve"> tools) to produce any part of the design report. I understand that </w:t>
-            </w:r>
-            <w:proofErr w:type="spellStart"/>
-            <w:r>
-              <w:t>genAI</w:t>
-            </w:r>
-            <w:proofErr w:type="spellEnd"/>
-            <w:r>
-              <w:t xml:space="preserve"> use in this component results in a mark of 0 for this component for the whole group.</w:t>
+              <w:t>I confirm that I did not/will not use generative AI (e.g., ChatGPT/Claude or other genAI tools) to produce any part of the design report. I understand that genAI use in this component results in a mark of 0 for this component for the whole group.</w:t>
             </w:r>
           </w:p>
         </w:tc>
@@ -327,7 +311,11 @@
           <w:tcPr>
             <w:tcW w:w="4320" w:type="dxa"/>
           </w:tcPr>
-          <w:p/>
+          <w:p>
+            <w:r>
+              <w:t>Mcmahon Brian</w:t>
+            </w:r>
+          </w:p>
         </w:tc>
       </w:tr>
       <w:tr>
@@ -345,7 +333,11 @@
           <w:tcPr>
             <w:tcW w:w="4320" w:type="dxa"/>
           </w:tcPr>
-          <w:p/>
+          <w:p>
+            <w:r>
+              <w:t>A00045508</w:t>
+            </w:r>
+          </w:p>
         </w:tc>
       </w:tr>
       <w:tr>
@@ -363,7 +355,11 @@
           <w:tcPr>
             <w:tcW w:w="4320" w:type="dxa"/>
           </w:tcPr>
-          <w:p/>
+          <w:p>
+            <w:r>
+              <w:t>G1</w:t>
+            </w:r>
+          </w:p>
         </w:tc>
       </w:tr>
       <w:tr>
@@ -427,23 +423,7 @@
           </w:tcPr>
           <w:p>
             <w:r>
-              <w:t xml:space="preserve">I confirm that I did not/will not use generative AI (e.g., ChatGPT/Claude or other </w:t>
-            </w:r>
-            <w:proofErr w:type="spellStart"/>
-            <w:r>
-              <w:t>genAI</w:t>
-            </w:r>
-            <w:proofErr w:type="spellEnd"/>
-            <w:r>
-              <w:t xml:space="preserve"> tools) to produce any part of the design report. I understand that </w:t>
-            </w:r>
-            <w:proofErr w:type="spellStart"/>
-            <w:r>
-              <w:t>genAI</w:t>
-            </w:r>
-            <w:proofErr w:type="spellEnd"/>
-            <w:r>
-              <w:t xml:space="preserve"> use in this component results in a mark of 0 for this component for the whole group.</w:t>
+              <w:t>I confirm that I did not/will not use generative AI (e.g., ChatGPT/Claude or other genAI tools) to produce any part of the design report. I understand that genAI use in this component results in a mark of 0 for this component for the whole group.</w:t>
             </w:r>
           </w:p>
         </w:tc>
@@ -463,7 +443,11 @@
           <w:tcPr>
             <w:tcW w:w="4320" w:type="dxa"/>
           </w:tcPr>
-          <w:p/>
+          <w:p>
+            <w:r>
+              <w:t>Mcmahon Brian</w:t>
+            </w:r>
+          </w:p>
         </w:tc>
       </w:tr>
       <w:tr>
@@ -481,7 +465,11 @@
           <w:tcPr>
             <w:tcW w:w="4320" w:type="dxa"/>
           </w:tcPr>
-          <w:p/>
+          <w:p>
+            <w:r>
+              <w:t>01/05/2026</w:t>
+            </w:r>
+          </w:p>
         </w:tc>
       </w:tr>
     </w:tbl>
@@ -532,7 +520,15 @@
           <w:tcPr>
             <w:tcW w:w="4320" w:type="dxa"/>
           </w:tcPr>
-          <w:p/>
+          <w:p>
+            <w:r>
+              <w:rPr>
+                <w:b/>
+                <w:bCs/>
+              </w:rPr>
+              <w:t>Maxim Bitca</w:t>
+            </w:r>
+          </w:p>
         </w:tc>
       </w:tr>
       <w:tr>
@@ -550,7 +546,11 @@
           <w:tcPr>
             <w:tcW w:w="4320" w:type="dxa"/>
           </w:tcPr>
-          <w:p/>
+          <w:p>
+            <w:r>
+              <w:t>A00037284</w:t>
+            </w:r>
+          </w:p>
         </w:tc>
       </w:tr>
       <w:tr>
@@ -568,7 +568,11 @@
           <w:tcPr>
             <w:tcW w:w="4320" w:type="dxa"/>
           </w:tcPr>
-          <w:p/>
+          <w:p>
+            <w:r>
+              <w:t>G1</w:t>
+            </w:r>
+          </w:p>
         </w:tc>
       </w:tr>
       <w:tr>
@@ -632,23 +636,7 @@
           </w:tcPr>
           <w:p>
             <w:r>
-              <w:t xml:space="preserve">I confirm that I did not/will not use generative AI (e.g., ChatGPT/Claude or other </w:t>
-            </w:r>
-            <w:proofErr w:type="spellStart"/>
-            <w:r>
-              <w:t>genAI</w:t>
-            </w:r>
-            <w:proofErr w:type="spellEnd"/>
-            <w:r>
-              <w:t xml:space="preserve"> tools) to produce any part of the design report. I understand that </w:t>
-            </w:r>
-            <w:proofErr w:type="spellStart"/>
-            <w:r>
-              <w:t>genAI</w:t>
-            </w:r>
-            <w:proofErr w:type="spellEnd"/>
-            <w:r>
-              <w:t xml:space="preserve"> use in this component results in a mark of 0 for this component for the whole group.</w:t>
+              <w:t>I confirm that I did not/will not use generative AI (e.g., ChatGPT/Claude or other genAI tools) to produce any part of the design report. I understand that genAI use in this component results in a mark of 0 for this component for the whole group.</w:t>
             </w:r>
           </w:p>
         </w:tc>
@@ -668,7 +656,15 @@
           <w:tcPr>
             <w:tcW w:w="4320" w:type="dxa"/>
           </w:tcPr>
-          <w:p/>
+          <w:p>
+            <w:r>
+              <w:rPr>
+                <w:b/>
+                <w:bCs/>
+              </w:rPr>
+              <w:t>Maxim Bitca</w:t>
+            </w:r>
+          </w:p>
         </w:tc>
       </w:tr>
       <w:tr>
@@ -686,7 +682,11 @@
           <w:tcPr>
             <w:tcW w:w="4320" w:type="dxa"/>
           </w:tcPr>
-          <w:p/>
+          <w:p>
+            <w:r>
+              <w:t>01/05/2026</w:t>
+            </w:r>
+          </w:p>
         </w:tc>
       </w:tr>
     </w:tbl>
@@ -1355,7 +1355,6 @@
   <w:style w:type="character" w:default="1" w:styleId="DefaultParagraphFont">
     <w:name w:val="Default Paragraph Font"/>
     <w:uiPriority w:val="1"/>
-    <w:semiHidden/>
     <w:unhideWhenUsed/>
   </w:style>
   <w:style w:type="table" w:default="1" w:styleId="TableNormal">
